--- a/Weekly_Meal_Menu_Template.docx
+++ b/Weekly_Meal_Menu_Template.docx
@@ -22,7 +22,7 @@
           <w:sz w:val="18"/>
           <w:szCs w:val="18"/>
         </w:rPr>
-        <w:t xml:space="preserve">Update the week number above, then replace the meal name and ingredients in each row below with this week’s plan. Keep the table structure as-is (don’t delete rows or columns) — the ordering tool reads it automatically. Tip: to add a photo, insert it right in the Meal Name cell, after the text.</w:t>
+        <w:t xml:space="preserve">Update the week number above, then replace the meal name, price, and ingredients in each row below with this week’s plan. Keep the table structure as-is (don’t delete rows or columns) — the ordering tool reads it automatically. Tip: to add a photo, insert it right in the Meal Name cell, after the text.</w:t>
       </w:r>
     </w:p>
     <w:tbl>
@@ -38,9 +38,10 @@
         </w:tblBorders>
       </w:tblPr>
       <w:tblGrid>
-        <w:gridCol w:w="1700"/>
-        <w:gridCol w:w="3000"/>
-        <w:gridCol w:w="4740"/>
+        <w:gridCol w:w="1400"/>
+        <w:gridCol w:w="2500"/>
+        <w:gridCol w:w="1100"/>
+        <w:gridCol w:w="4440"/>
       </w:tblGrid>
       <w:tr>
         <w:trPr>
@@ -48,7 +49,7 @@
         </w:trPr>
         <w:tc>
           <w:tcPr>
-            <w:tcW w:type="dxa" w:w="1700"/>
+            <w:tcW w:type="dxa" w:w="1400"/>
             <w:shd w:fill="C2185B" w:val="clear"/>
             <w:tcMar>
               <w:top w:type="dxa" w:w="120"/>
@@ -71,7 +72,7 @@
         </w:tc>
         <w:tc>
           <w:tcPr>
-            <w:tcW w:type="dxa" w:w="3000"/>
+            <w:tcW w:type="dxa" w:w="2500"/>
             <w:shd w:fill="C2185B" w:val="clear"/>
             <w:tcMar>
               <w:top w:type="dxa" w:w="120"/>
@@ -94,7 +95,7 @@
         </w:tc>
         <w:tc>
           <w:tcPr>
-            <w:tcW w:type="dxa" w:w="4740"/>
+            <w:tcW w:type="dxa" w:w="1100"/>
             <w:shd w:fill="C2185B" w:val="clear"/>
             <w:tcMar>
               <w:top w:type="dxa" w:w="120"/>
@@ -111,6 +112,29 @@
                 <w:bCs/>
                 <w:color w:val="FFFFFF"/>
               </w:rPr>
+              <w:t xml:space="preserve">Price</w:t>
+            </w:r>
+          </w:p>
+        </w:tc>
+        <w:tc>
+          <w:tcPr>
+            <w:tcW w:type="dxa" w:w="4440"/>
+            <w:shd w:fill="C2185B" w:val="clear"/>
+            <w:tcMar>
+              <w:top w:type="dxa" w:w="120"/>
+              <w:left w:type="dxa" w:w="120"/>
+              <w:bottom w:type="dxa" w:w="120"/>
+              <w:right w:type="dxa" w:w="120"/>
+            </w:tcMar>
+            <w:vAlign w:val="center"/>
+          </w:tcPr>
+          <w:p>
+            <w:r>
+              <w:rPr>
+                <w:b/>
+                <w:bCs/>
+                <w:color w:val="FFFFFF"/>
+              </w:rPr>
               <w:t xml:space="preserve">Ingredients (one per line)</w:t>
             </w:r>
           </w:p>
@@ -119,7 +143,7 @@
       <w:tr>
         <w:tc>
           <w:tcPr>
-            <w:tcW w:type="dxa" w:w="1700"/>
+            <w:tcW w:type="dxa" w:w="1400"/>
             <w:tcMar>
               <w:top w:type="dxa" w:w="120"/>
               <w:left w:type="dxa" w:w="120"/>
@@ -140,7 +164,7 @@
         </w:tc>
         <w:tc>
           <w:tcPr>
-            <w:tcW w:type="dxa" w:w="3000"/>
+            <w:tcW w:type="dxa" w:w="2500"/>
             <w:tcMar>
               <w:top w:type="dxa" w:w="120"/>
               <w:left w:type="dxa" w:w="120"/>
@@ -161,7 +185,28 @@
         </w:tc>
         <w:tc>
           <w:tcPr>
-            <w:tcW w:type="dxa" w:w="4740"/>
+            <w:tcW w:type="dxa" w:w="1100"/>
+            <w:tcMar>
+              <w:top w:type="dxa" w:w="120"/>
+              <w:left w:type="dxa" w:w="120"/>
+              <w:bottom w:type="dxa" w:w="120"/>
+              <w:right w:type="dxa" w:w="120"/>
+            </w:tcMar>
+            <w:vAlign w:val="top"/>
+          </w:tcPr>
+          <w:p>
+            <w:r>
+              <w:rPr>
+                <w:b w:val="false"/>
+                <w:bCs w:val="false"/>
+              </w:rPr>
+              <w:t xml:space="preserve">$9.50</w:t>
+            </w:r>
+          </w:p>
+        </w:tc>
+        <w:tc>
+          <w:tcPr>
+            <w:tcW w:type="dxa" w:w="4440"/>
             <w:tcMar>
               <w:top w:type="dxa" w:w="120"/>
               <w:left w:type="dxa" w:w="120"/>
@@ -205,7 +250,7 @@
       <w:tr>
         <w:tc>
           <w:tcPr>
-            <w:tcW w:type="dxa" w:w="1700"/>
+            <w:tcW w:type="dxa" w:w="1400"/>
             <w:tcMar>
               <w:top w:type="dxa" w:w="120"/>
               <w:left w:type="dxa" w:w="120"/>
@@ -226,7 +271,7 @@
         </w:tc>
         <w:tc>
           <w:tcPr>
-            <w:tcW w:type="dxa" w:w="3000"/>
+            <w:tcW w:type="dxa" w:w="2500"/>
             <w:tcMar>
               <w:top w:type="dxa" w:w="120"/>
               <w:left w:type="dxa" w:w="120"/>
@@ -247,7 +292,28 @@
         </w:tc>
         <w:tc>
           <w:tcPr>
-            <w:tcW w:type="dxa" w:w="4740"/>
+            <w:tcW w:type="dxa" w:w="1100"/>
+            <w:tcMar>
+              <w:top w:type="dxa" w:w="120"/>
+              <w:left w:type="dxa" w:w="120"/>
+              <w:bottom w:type="dxa" w:w="120"/>
+              <w:right w:type="dxa" w:w="120"/>
+            </w:tcMar>
+            <w:vAlign w:val="top"/>
+          </w:tcPr>
+          <w:p>
+            <w:r>
+              <w:rPr>
+                <w:b w:val="false"/>
+                <w:bCs w:val="false"/>
+              </w:rPr>
+              <w:t xml:space="preserve">$8.50</w:t>
+            </w:r>
+          </w:p>
+        </w:tc>
+        <w:tc>
+          <w:tcPr>
+            <w:tcW w:type="dxa" w:w="4440"/>
             <w:tcMar>
               <w:top w:type="dxa" w:w="120"/>
               <w:left w:type="dxa" w:w="120"/>
@@ -271,7 +337,7 @@
       <w:tr>
         <w:tc>
           <w:tcPr>
-            <w:tcW w:type="dxa" w:w="1700"/>
+            <w:tcW w:type="dxa" w:w="1400"/>
             <w:tcMar>
               <w:top w:type="dxa" w:w="120"/>
               <w:left w:type="dxa" w:w="120"/>
@@ -292,7 +358,7 @@
         </w:tc>
         <w:tc>
           <w:tcPr>
-            <w:tcW w:type="dxa" w:w="3000"/>
+            <w:tcW w:type="dxa" w:w="2500"/>
             <w:tcMar>
               <w:top w:type="dxa" w:w="120"/>
               <w:left w:type="dxa" w:w="120"/>
@@ -313,7 +379,28 @@
         </w:tc>
         <w:tc>
           <w:tcPr>
-            <w:tcW w:type="dxa" w:w="4740"/>
+            <w:tcW w:type="dxa" w:w="1100"/>
+            <w:tcMar>
+              <w:top w:type="dxa" w:w="120"/>
+              <w:left w:type="dxa" w:w="120"/>
+              <w:bottom w:type="dxa" w:w="120"/>
+              <w:right w:type="dxa" w:w="120"/>
+            </w:tcMar>
+            <w:vAlign w:val="top"/>
+          </w:tcPr>
+          <w:p>
+            <w:r>
+              <w:rPr>
+                <w:b w:val="false"/>
+                <w:bCs w:val="false"/>
+              </w:rPr>
+              <w:t xml:space="preserve">$9.00</w:t>
+            </w:r>
+          </w:p>
+        </w:tc>
+        <w:tc>
+          <w:tcPr>
+            <w:tcW w:type="dxa" w:w="4440"/>
             <w:tcMar>
               <w:top w:type="dxa" w:w="120"/>
               <w:left w:type="dxa" w:w="120"/>
@@ -357,7 +444,7 @@
       <w:tr>
         <w:tc>
           <w:tcPr>
-            <w:tcW w:type="dxa" w:w="1700"/>
+            <w:tcW w:type="dxa" w:w="1400"/>
             <w:tcMar>
               <w:top w:type="dxa" w:w="120"/>
               <w:left w:type="dxa" w:w="120"/>
@@ -378,7 +465,7 @@
         </w:tc>
         <w:tc>
           <w:tcPr>
-            <w:tcW w:type="dxa" w:w="3000"/>
+            <w:tcW w:type="dxa" w:w="2500"/>
             <w:tcMar>
               <w:top w:type="dxa" w:w="120"/>
               <w:left w:type="dxa" w:w="120"/>
@@ -399,7 +486,28 @@
         </w:tc>
         <w:tc>
           <w:tcPr>
-            <w:tcW w:type="dxa" w:w="4740"/>
+            <w:tcW w:type="dxa" w:w="1100"/>
+            <w:tcMar>
+              <w:top w:type="dxa" w:w="120"/>
+              <w:left w:type="dxa" w:w="120"/>
+              <w:bottom w:type="dxa" w:w="120"/>
+              <w:right w:type="dxa" w:w="120"/>
+            </w:tcMar>
+            <w:vAlign w:val="top"/>
+          </w:tcPr>
+          <w:p>
+            <w:r>
+              <w:rPr>
+                <w:b w:val="false"/>
+                <w:bCs w:val="false"/>
+              </w:rPr>
+              <w:t xml:space="preserve">$8.00</w:t>
+            </w:r>
+          </w:p>
+        </w:tc>
+        <w:tc>
+          <w:tcPr>
+            <w:tcW w:type="dxa" w:w="4440"/>
             <w:tcMar>
               <w:top w:type="dxa" w:w="120"/>
               <w:left w:type="dxa" w:w="120"/>
@@ -438,7 +546,7 @@
       <w:tr>
         <w:tc>
           <w:tcPr>
-            <w:tcW w:type="dxa" w:w="1700"/>
+            <w:tcW w:type="dxa" w:w="1400"/>
             <w:tcMar>
               <w:top w:type="dxa" w:w="120"/>
               <w:left w:type="dxa" w:w="120"/>
@@ -459,7 +567,7 @@
         </w:tc>
         <w:tc>
           <w:tcPr>
-            <w:tcW w:type="dxa" w:w="3000"/>
+            <w:tcW w:type="dxa" w:w="2500"/>
             <w:tcMar>
               <w:top w:type="dxa" w:w="120"/>
               <w:left w:type="dxa" w:w="120"/>
@@ -480,7 +588,28 @@
         </w:tc>
         <w:tc>
           <w:tcPr>
-            <w:tcW w:type="dxa" w:w="4740"/>
+            <w:tcW w:type="dxa" w:w="1100"/>
+            <w:tcMar>
+              <w:top w:type="dxa" w:w="120"/>
+              <w:left w:type="dxa" w:w="120"/>
+              <w:bottom w:type="dxa" w:w="120"/>
+              <w:right w:type="dxa" w:w="120"/>
+            </w:tcMar>
+            <w:vAlign w:val="top"/>
+          </w:tcPr>
+          <w:p>
+            <w:r>
+              <w:rPr>
+                <w:b w:val="false"/>
+                <w:bCs w:val="false"/>
+              </w:rPr>
+              <w:t xml:space="preserve">$9.50</w:t>
+            </w:r>
+          </w:p>
+        </w:tc>
+        <w:tc>
+          <w:tcPr>
+            <w:tcW w:type="dxa" w:w="4440"/>
             <w:tcMar>
               <w:top w:type="dxa" w:w="120"/>
               <w:left w:type="dxa" w:w="120"/>
